--- a/dist/exports/kcet-linear-programming_revision_notes.docx
+++ b/dist/exports/kcet-linear-programming_revision_notes.docx
@@ -164,10 +164,10 @@
             <w:r>
               <w:rPr>
                 <w:b/>
-                <w:color w:val="C53030"/>
+                <w:color w:val="2B6CB0"/>
                 <w:sz w:val="19"/>
               </w:rPr>
-              <w:t>Very High</w:t>
+              <w:t>High</w:t>
             </w:r>
           </w:p>
         </w:tc>
@@ -189,7 +189,7 @@
                 <w:color w:val="2D3748"/>
                 <w:sz w:val="19"/>
               </w:rPr>
-              <w:t>Kcet Linear Programming - Core Application</w:t>
+              <w:t>Linear Programming — Standard Calculations &amp; Problem Archetypes</w:t>
             </w:r>
           </w:p>
         </w:tc>
@@ -209,7 +209,7 @@
               <w:rPr>
                 <w:sz w:val="19"/>
               </w:rPr>
-              <w:t>16 PYQs</w:t>
+              <w:t>11 PYQs</w:t>
             </w:r>
           </w:p>
         </w:tc>
@@ -230,7 +230,181 @@
                 <w:color w:val="718096"/>
                 <w:sz w:val="19"/>
               </w:rPr>
-              <w:t>General Concept</w:t>
+              <w:t>Quantitative Analysis</w:t>
+            </w:r>
+          </w:p>
+        </w:tc>
+      </w:tr>
+      <w:tr>
+        <w:tc>
+          <w:tcPr>
+            <w:tcW w:type="dxa" w:w="2160"/>
+            <w:shd w:fill="FFFFFF"/>
+            <w:tcMar>
+              <w:top w:w="80" w:type="dxa"/>
+              <w:bottom w:w="80" w:type="dxa"/>
+              <w:left w:w="150" w:type="dxa"/>
+              <w:right w:w="150" w:type="dxa"/>
+            </w:tcMar>
+          </w:tcPr>
+          <w:p>
+            <w:r>
+              <w:rPr>
+                <w:b/>
+                <w:color w:val="718096"/>
+                <w:sz w:val="19"/>
+              </w:rPr>
+              <w:t>Moderate</w:t>
+            </w:r>
+          </w:p>
+        </w:tc>
+        <w:tc>
+          <w:tcPr>
+            <w:tcW w:type="dxa" w:w="4320"/>
+            <w:shd w:fill="FFFFFF"/>
+            <w:tcMar>
+              <w:top w:w="80" w:type="dxa"/>
+              <w:bottom w:w="80" w:type="dxa"/>
+              <w:left w:w="150" w:type="dxa"/>
+              <w:right w:w="150" w:type="dxa"/>
+            </w:tcMar>
+          </w:tcPr>
+          <w:p>
+            <w:r>
+              <w:rPr>
+                <w:b/>
+                <w:color w:val="2D3748"/>
+                <w:sz w:val="19"/>
+              </w:rPr>
+              <w:t>Linear Programming — Core Principles &amp; Governing Laws</w:t>
+            </w:r>
+          </w:p>
+        </w:tc>
+        <w:tc>
+          <w:tcPr>
+            <w:tcW w:type="dxa" w:w="1728"/>
+            <w:shd w:fill="FFFFFF"/>
+            <w:tcMar>
+              <w:top w:w="80" w:type="dxa"/>
+              <w:bottom w:w="80" w:type="dxa"/>
+              <w:left w:w="150" w:type="dxa"/>
+              <w:right w:w="150" w:type="dxa"/>
+            </w:tcMar>
+          </w:tcPr>
+          <w:p>
+            <w:r>
+              <w:rPr>
+                <w:sz w:val="19"/>
+              </w:rPr>
+              <w:t>3 PYQs</w:t>
+            </w:r>
+          </w:p>
+        </w:tc>
+        <w:tc>
+          <w:tcPr>
+            <w:tcW w:type="dxa" w:w="1872"/>
+            <w:shd w:fill="FFFFFF"/>
+            <w:tcMar>
+              <w:top w:w="80" w:type="dxa"/>
+              <w:bottom w:w="80" w:type="dxa"/>
+              <w:left w:w="150" w:type="dxa"/>
+              <w:right w:w="150" w:type="dxa"/>
+            </w:tcMar>
+          </w:tcPr>
+          <w:p>
+            <w:r>
+              <w:rPr>
+                <w:color w:val="718096"/>
+                <w:sz w:val="19"/>
+              </w:rPr>
+              <w:t>Core Principle</w:t>
+            </w:r>
+          </w:p>
+        </w:tc>
+      </w:tr>
+      <w:tr>
+        <w:tc>
+          <w:tcPr>
+            <w:tcW w:type="dxa" w:w="2160"/>
+            <w:shd w:fill="F7FAFC"/>
+            <w:tcMar>
+              <w:top w:w="80" w:type="dxa"/>
+              <w:bottom w:w="80" w:type="dxa"/>
+              <w:left w:w="150" w:type="dxa"/>
+              <w:right w:w="150" w:type="dxa"/>
+            </w:tcMar>
+          </w:tcPr>
+          <w:p>
+            <w:r>
+              <w:rPr>
+                <w:b/>
+                <w:color w:val="718096"/>
+                <w:sz w:val="19"/>
+              </w:rPr>
+              <w:t>Moderate</w:t>
+            </w:r>
+          </w:p>
+        </w:tc>
+        <w:tc>
+          <w:tcPr>
+            <w:tcW w:type="dxa" w:w="4320"/>
+            <w:shd w:fill="F7FAFC"/>
+            <w:tcMar>
+              <w:top w:w="80" w:type="dxa"/>
+              <w:bottom w:w="80" w:type="dxa"/>
+              <w:left w:w="150" w:type="dxa"/>
+              <w:right w:w="150" w:type="dxa"/>
+            </w:tcMar>
+          </w:tcPr>
+          <w:p>
+            <w:r>
+              <w:rPr>
+                <w:b/>
+                <w:color w:val="2D3748"/>
+                <w:sz w:val="19"/>
+              </w:rPr>
+              <w:t>Linear Programming — Applied Cases, Reactions &amp; Traps</w:t>
+            </w:r>
+          </w:p>
+        </w:tc>
+        <w:tc>
+          <w:tcPr>
+            <w:tcW w:type="dxa" w:w="1728"/>
+            <w:shd w:fill="F7FAFC"/>
+            <w:tcMar>
+              <w:top w:w="80" w:type="dxa"/>
+              <w:bottom w:w="80" w:type="dxa"/>
+              <w:left w:w="150" w:type="dxa"/>
+              <w:right w:w="150" w:type="dxa"/>
+            </w:tcMar>
+          </w:tcPr>
+          <w:p>
+            <w:r>
+              <w:rPr>
+                <w:sz w:val="19"/>
+              </w:rPr>
+              <w:t>3 PYQs</w:t>
+            </w:r>
+          </w:p>
+        </w:tc>
+        <w:tc>
+          <w:tcPr>
+            <w:tcW w:type="dxa" w:w="1872"/>
+            <w:shd w:fill="F7FAFC"/>
+            <w:tcMar>
+              <w:top w:w="80" w:type="dxa"/>
+              <w:bottom w:w="80" w:type="dxa"/>
+              <w:left w:w="150" w:type="dxa"/>
+              <w:right w:w="150" w:type="dxa"/>
+            </w:tcMar>
+          </w:tcPr>
+          <w:p>
+            <w:r>
+              <w:rPr>
+                <w:color w:val="718096"/>
+                <w:sz w:val="19"/>
+              </w:rPr>
+              <w:t>Applied Topics</w:t>
             </w:r>
           </w:p>
         </w:tc>
@@ -311,6 +485,144 @@
           </w:p>
         </w:tc>
       </w:tr>
+      <w:tr>
+        <w:tc>
+          <w:tcPr>
+            <w:tcW w:type="dxa" w:w="3600"/>
+            <w:shd w:fill="F7FAFC"/>
+            <w:tcMar>
+              <w:top w:w="100" w:type="dxa"/>
+              <w:bottom w:w="100" w:type="dxa"/>
+              <w:left w:w="150" w:type="dxa"/>
+              <w:right w:w="150" w:type="dxa"/>
+            </w:tcMar>
+          </w:tcPr>
+          <w:p>
+            <w:r>
+              <w:rPr>
+                <w:b/>
+                <w:color w:val="1A365D"/>
+                <w:sz w:val="19"/>
+              </w:rPr>
+              <w:t>Linear Programming — Standard Calculations &amp; Problem Archetypes</w:t>
+            </w:r>
+          </w:p>
+        </w:tc>
+        <w:tc>
+          <w:tcPr>
+            <w:tcW w:type="dxa" w:w="6480"/>
+            <w:shd w:fill="F7FAFC"/>
+            <w:tcMar>
+              <w:top w:w="100" w:type="dxa"/>
+              <w:bottom w:w="100" w:type="dxa"/>
+              <w:left w:w="150" w:type="dxa"/>
+              <w:right w:w="150" w:type="dxa"/>
+            </w:tcMar>
+          </w:tcPr>
+          <w:p>
+            <w:r>
+              <w:rPr>
+                <w:rFonts w:ascii="Cambria Math" w:hAnsi="Cambria Math"/>
+                <w:color w:val="2D3748"/>
+                <w:sz w:val="19"/>
+              </w:rPr>
+              <w:t>l_{1} \Rightarrow \frac{x}{4}+\frac{y}{5}=1, \quad x=0, \quad z=11x+7y</w:t>
+            </w:r>
+          </w:p>
+        </w:tc>
+      </w:tr>
+      <w:tr>
+        <w:tc>
+          <w:tcPr>
+            <w:tcW w:type="dxa" w:w="3600"/>
+            <w:shd w:fill="FFFFFF"/>
+            <w:tcMar>
+              <w:top w:w="100" w:type="dxa"/>
+              <w:bottom w:w="100" w:type="dxa"/>
+              <w:left w:w="150" w:type="dxa"/>
+              <w:right w:w="150" w:type="dxa"/>
+            </w:tcMar>
+          </w:tcPr>
+          <w:p>
+            <w:r>
+              <w:rPr>
+                <w:b/>
+                <w:color w:val="1A365D"/>
+                <w:sz w:val="19"/>
+              </w:rPr>
+              <w:t>Linear Programming — Core Principles &amp; Governing Laws</w:t>
+            </w:r>
+          </w:p>
+        </w:tc>
+        <w:tc>
+          <w:tcPr>
+            <w:tcW w:type="dxa" w:w="6480"/>
+            <w:shd w:fill="FFFFFF"/>
+            <w:tcMar>
+              <w:top w:w="100" w:type="dxa"/>
+              <w:bottom w:w="100" w:type="dxa"/>
+              <w:left w:w="150" w:type="dxa"/>
+              <w:right w:w="150" w:type="dxa"/>
+            </w:tcMar>
+          </w:tcPr>
+          <w:p>
+            <w:r>
+              <w:rPr>
+                <w:rFonts w:ascii="Cambria Math" w:hAnsi="Cambria Math"/>
+                <w:color w:val="2D3748"/>
+                <w:sz w:val="19"/>
+              </w:rPr>
+              <w:t>Z=ax+by, \quad maxz=c_{1}x_{1}+c_{2}x_{2}+\cdot s+c_{n}x_{n}., \quad a_{i1}x_{1}+a_{i2}x_{2}+\cdot s+a_{in}x_{n} \le b_{i},</w:t>
+            </w:r>
+          </w:p>
+        </w:tc>
+      </w:tr>
+      <w:tr>
+        <w:tc>
+          <w:tcPr>
+            <w:tcW w:type="dxa" w:w="3600"/>
+            <w:shd w:fill="F7FAFC"/>
+            <w:tcMar>
+              <w:top w:w="100" w:type="dxa"/>
+              <w:bottom w:w="100" w:type="dxa"/>
+              <w:left w:w="150" w:type="dxa"/>
+              <w:right w:w="150" w:type="dxa"/>
+            </w:tcMar>
+          </w:tcPr>
+          <w:p>
+            <w:r>
+              <w:rPr>
+                <w:b/>
+                <w:color w:val="1A365D"/>
+                <w:sz w:val="19"/>
+              </w:rPr>
+              <w:t>Linear Programming — Applied Cases, Reactions &amp; Traps</w:t>
+            </w:r>
+          </w:p>
+        </w:tc>
+        <w:tc>
+          <w:tcPr>
+            <w:tcW w:type="dxa" w:w="6480"/>
+            <w:shd w:fill="F7FAFC"/>
+            <w:tcMar>
+              <w:top w:w="100" w:type="dxa"/>
+              <w:bottom w:w="100" w:type="dxa"/>
+              <w:left w:w="150" w:type="dxa"/>
+              <w:right w:w="150" w:type="dxa"/>
+            </w:tcMar>
+          </w:tcPr>
+          <w:p>
+            <w:r>
+              <w:rPr>
+                <w:rFonts w:ascii="Cambria Math" w:hAnsi="Cambria Math"/>
+                <w:color w:val="2D3748"/>
+                <w:sz w:val="19"/>
+              </w:rPr>
+              <w:t>x+y=7, \quad \begin{aligned} 2x-3y+6=0 \\ x,y \ge 0\text{.... (ii)} \end{aligned}, \quad z=x+4y</w:t>
+            </w:r>
+          </w:p>
+        </w:tc>
+      </w:tr>
     </w:tbl>
     <w:p>
       <w:pPr>
@@ -338,7 +650,7 @@
           <w:color w:val="2B6CB0"/>
           <w:sz w:val="24"/>
         </w:rPr>
-        <w:t>3.1 Kcet Linear Programming - Core Application (Very High Yield — 16 PYQs)</w:t>
+        <w:t>3.1 Linear Programming — Standard Calculations &amp; Problem Archetypes (High Yield — 11 PYQs)</w:t>
       </w:r>
     </w:p>
     <w:p>
@@ -353,7 +665,7 @@
         <w:rPr>
           <w:sz w:val="20"/>
         </w:rPr>
-        <w:t>Key problem pattern in Kcet Linear Programming.</w:t>
+        <w:t>Quantitative numerical problem-solving techniques and standard question patterns frequently seen in Linear Programming.</w:t>
       </w:r>
     </w:p>
     <w:tbl>
@@ -391,7 +703,7 @@
                 <w:color w:val="2D3748"/>
                 <w:sz w:val="19"/>
               </w:rPr>
-              <w:t>Watch for algebraic and sign errors.</w:t>
+              <w:t>Watch for algebraic rounding, stoichiometric balancing, and boundary condition checks.</w:t>
             </w:r>
           </w:p>
         </w:tc>
@@ -432,7 +744,215 @@
                 <w:color w:val="2D3748"/>
                 <w:sz w:val="19"/>
               </w:rPr>
-              <w:t>Verify dimensions and boundary conditions.</w:t>
+              <w:t>Dimensional consistency checks and ratio comparisons can quickly eliminate incorrect options.</w:t>
+            </w:r>
+          </w:p>
+        </w:tc>
+      </w:tr>
+    </w:tbl>
+    <w:p>
+      <w:pPr>
+        <w:spacing w:before="120" w:after="40"/>
+      </w:pPr>
+      <w:r>
+        <w:rPr>
+          <w:b/>
+          <w:color w:val="1A365D"/>
+          <w:sz w:val="19"/>
+        </w:rPr>
+        <w:t>Source PYQs testing this concept:</w:t>
+      </w:r>
+    </w:p>
+    <w:p>
+      <w:pPr>
+        <w:pStyle w:val="ListBullet"/>
+        <w:spacing w:after="40"/>
+      </w:pPr>
+      <w:r>
+        <w:rPr>
+          <w:b/>
+          <w:sz w:val="18"/>
+        </w:rPr>
+        <w:t xml:space="preserve">[2026 Shift] Q#2 (MCQ): </w:t>
+      </w:r>
+      <w:r>
+        <w:rPr>
+          <w:sz w:val="18"/>
+        </w:rPr>
+        <w:t xml:space="preserve">"The corner points of the feasible region determined by the system of linear constraints are (0,10),(5,5),(15,15),(0,20) . Let z=px+qy wh..."  </w:t>
+      </w:r>
+      <w:r>
+        <w:rPr>
+          <w:b/>
+          <w:color w:val="2B6CB0"/>
+          <w:sz w:val="18"/>
+        </w:rPr>
+        <w:t>[Ans: D]</w:t>
+      </w:r>
+    </w:p>
+    <w:p>
+      <w:pPr>
+        <w:pStyle w:val="ListBullet"/>
+        <w:spacing w:after="40"/>
+      </w:pPr>
+      <w:r>
+        <w:rPr>
+          <w:b/>
+          <w:sz w:val="18"/>
+        </w:rPr>
+        <w:t xml:space="preserve">[2025 Shift] Q#4 (MCQ): </w:t>
+      </w:r>
+      <w:r>
+        <w:rPr>
+          <w:sz w:val="18"/>
+        </w:rPr>
+        <w:t xml:space="preserve">"The maximum value of z=3x+4y , subject to the constraints x+y ≤ 40,x+2y ≤ 60 and x,y ≥ 0 is..."  </w:t>
+      </w:r>
+      <w:r>
+        <w:rPr>
+          <w:b/>
+          <w:color w:val="2B6CB0"/>
+          <w:sz w:val="18"/>
+        </w:rPr>
+        <w:t>[Ans: N/A]</w:t>
+      </w:r>
+    </w:p>
+    <w:p>
+      <w:pPr>
+        <w:pStyle w:val="ListBullet"/>
+        <w:spacing w:after="40"/>
+      </w:pPr>
+      <w:r>
+        <w:rPr>
+          <w:b/>
+          <w:sz w:val="18"/>
+        </w:rPr>
+        <w:t xml:space="preserve">[2024 Shift] Q#1 (MCQ): </w:t>
+      </w:r>
+      <w:r>
+        <w:rPr>
+          <w:sz w:val="18"/>
+        </w:rPr>
+        <w:t xml:space="preserve">"Corner points of the feasible region for an LPP are (0,2),(3,0),(6,0),(6,8) and (0,5) . Let Z=4x+6y be the objective function. The min..."  </w:t>
+      </w:r>
+      <w:r>
+        <w:rPr>
+          <w:b/>
+          <w:color w:val="2B6CB0"/>
+          <w:sz w:val="18"/>
+        </w:rPr>
+        <w:t>[Ans: N/A]</w:t>
+      </w:r>
+    </w:p>
+    <w:p>
+      <w:pPr>
+        <w:spacing w:after="120"/>
+      </w:pPr>
+    </w:p>
+    <w:p>
+      <w:pPr>
+        <w:pStyle w:val="Heading2"/>
+      </w:pPr>
+      <w:r>
+        <w:rPr>
+          <w:color w:val="2B6CB0"/>
+          <w:sz w:val="24"/>
+        </w:rPr>
+        <w:t>3.2 Linear Programming — Core Principles &amp; Governing Laws (Moderate Yield — 3 PYQs)</w:t>
+      </w:r>
+    </w:p>
+    <w:p>
+      <w:r>
+        <w:rPr>
+          <w:b/>
+          <w:sz w:val="20"/>
+        </w:rPr>
+        <w:t xml:space="preserve">Core Principle: </w:t>
+      </w:r>
+      <w:r>
+        <w:rPr>
+          <w:sz w:val="20"/>
+        </w:rPr>
+        <w:t>Fundamental definitions, core postulates, and governing physical/chemical relations in Linear Programming.</w:t>
+      </w:r>
+    </w:p>
+    <w:tbl>
+      <w:tblPr>
+        <w:tblW w:type="auto" w:w="0"/>
+        <w:jc w:val="center"/>
+        <w:tblLook w:firstColumn="1" w:firstRow="1" w:lastColumn="0" w:lastRow="0" w:noHBand="0" w:noVBand="1" w:val="04A0"/>
+      </w:tblPr>
+      <w:tblGrid>
+        <w:gridCol w:w="10080"/>
+      </w:tblGrid>
+      <w:tr>
+        <w:tc>
+          <w:tcPr>
+            <w:tcW w:type="dxa" w:w="10080"/>
+            <w:shd w:fill="FFF5F5"/>
+            <w:tcMar>
+              <w:top w:w="100" w:type="dxa"/>
+              <w:bottom w:w="100" w:type="dxa"/>
+              <w:left w:w="150" w:type="dxa"/>
+              <w:right w:w="150" w:type="dxa"/>
+            </w:tcMar>
+          </w:tcPr>
+          <w:p>
+            <w:r>
+              <w:rPr>
+                <w:b/>
+                <w:color w:val="C53030"/>
+                <w:sz w:val="19"/>
+              </w:rPr>
+              <w:t xml:space="preserve">⚠️ Common Trap / JEE Pitfall: </w:t>
+            </w:r>
+            <w:r>
+              <w:rPr>
+                <w:color w:val="2D3748"/>
+                <w:sz w:val="19"/>
+              </w:rPr>
+              <w:t>Carefully verify units, standard reference states, and sign conventions in Linear Programming.</w:t>
+            </w:r>
+          </w:p>
+        </w:tc>
+      </w:tr>
+    </w:tbl>
+    <w:tbl>
+      <w:tblPr>
+        <w:tblW w:type="auto" w:w="0"/>
+        <w:jc w:val="center"/>
+        <w:tblLook w:firstColumn="1" w:firstRow="1" w:lastColumn="0" w:lastRow="0" w:noHBand="0" w:noVBand="1" w:val="04A0"/>
+      </w:tblPr>
+      <w:tblGrid>
+        <w:gridCol w:w="10080"/>
+      </w:tblGrid>
+      <w:tr>
+        <w:tc>
+          <w:tcPr>
+            <w:tcW w:type="dxa" w:w="10080"/>
+            <w:shd w:fill="F0FFF4"/>
+            <w:tcMar>
+              <w:top w:w="100" w:type="dxa"/>
+              <w:bottom w:w="100" w:type="dxa"/>
+              <w:left w:w="150" w:type="dxa"/>
+              <w:right w:w="150" w:type="dxa"/>
+            </w:tcMar>
+          </w:tcPr>
+          <w:p>
+            <w:r>
+              <w:rPr>
+                <w:b/>
+                <w:color w:val="276749"/>
+                <w:sz w:val="19"/>
+              </w:rPr>
+              <w:t xml:space="preserve">💡 Speed Hack / Trick: </w:t>
+            </w:r>
+            <w:r>
+              <w:rPr>
+                <w:color w:val="2D3748"/>
+                <w:sz w:val="19"/>
+              </w:rPr>
+              <w:t>Focus on high-yield formulas and standard limiting approximations tested in Linear Programming PYQs.</w:t>
             </w:r>
           </w:p>
         </w:tc>
@@ -488,13 +1008,194 @@
           <w:b/>
           <w:sz w:val="18"/>
         </w:rPr>
-        <w:t xml:space="preserve">[2026 Shift] Q#2 (MCQ): </w:t>
+        <w:t xml:space="preserve">[2025 Shift] Q#3 (MCQ): </w:t>
       </w:r>
       <w:r>
         <w:rPr>
           <w:sz w:val="18"/>
         </w:rPr>
-        <w:t xml:space="preserve">"The corner points of the feasible region determined by the system of linear constraints are (0,10),(5,5),(15,15),(0,20) . Let z=px+qy wh..."  </w:t>
+        <w:t xml:space="preserve">"Consider the following statements: Statement (I): In a LPP, the objective function is always linear. Statement (II): Ina LPP, the linear ine..."  </w:t>
+      </w:r>
+      <w:r>
+        <w:rPr>
+          <w:b/>
+          <w:color w:val="2B6CB0"/>
+          <w:sz w:val="18"/>
+        </w:rPr>
+        <w:t>[Ans: N/A]</w:t>
+      </w:r>
+    </w:p>
+    <w:p>
+      <w:pPr>
+        <w:pStyle w:val="ListBullet"/>
+        <w:spacing w:after="40"/>
+      </w:pPr>
+      <w:r>
+        <w:rPr>
+          <w:b/>
+          <w:sz w:val="18"/>
+        </w:rPr>
+        <w:t xml:space="preserve">[2017 Shift] Q#3 (MCQ): </w:t>
+      </w:r>
+      <w:r>
+        <w:rPr>
+          <w:sz w:val="18"/>
+        </w:rPr>
+        <w:t xml:space="preserve">"If an LPP admits optimal solution at two consecutive vertices of a feasible region, then..."  </w:t>
+      </w:r>
+      <w:r>
+        <w:rPr>
+          <w:b/>
+          <w:color w:val="2B6CB0"/>
+          <w:sz w:val="18"/>
+        </w:rPr>
+        <w:t>[Ans: N/A]</w:t>
+      </w:r>
+    </w:p>
+    <w:p>
+      <w:pPr>
+        <w:spacing w:after="120"/>
+      </w:pPr>
+    </w:p>
+    <w:p>
+      <w:pPr>
+        <w:pStyle w:val="Heading2"/>
+      </w:pPr>
+      <w:r>
+        <w:rPr>
+          <w:color w:val="2B6CB0"/>
+          <w:sz w:val="24"/>
+        </w:rPr>
+        <w:t>3.3 Linear Programming — Applied Cases, Reactions &amp; Traps (Moderate Yield — 3 PYQs)</w:t>
+      </w:r>
+    </w:p>
+    <w:p>
+      <w:r>
+        <w:rPr>
+          <w:b/>
+          <w:sz w:val="20"/>
+        </w:rPr>
+        <w:t xml:space="preserve">Core Principle: </w:t>
+      </w:r>
+      <w:r>
+        <w:rPr>
+          <w:sz w:val="20"/>
+        </w:rPr>
+        <w:t>Special cases, experimental observations, and conceptual traps designed to test deep understanding of Linear Programming.</w:t>
+      </w:r>
+    </w:p>
+    <w:tbl>
+      <w:tblPr>
+        <w:tblW w:type="auto" w:w="0"/>
+        <w:jc w:val="center"/>
+        <w:tblLook w:firstColumn="1" w:firstRow="1" w:lastColumn="0" w:lastRow="0" w:noHBand="0" w:noVBand="1" w:val="04A0"/>
+      </w:tblPr>
+      <w:tblGrid>
+        <w:gridCol w:w="10080"/>
+      </w:tblGrid>
+      <w:tr>
+        <w:tc>
+          <w:tcPr>
+            <w:tcW w:type="dxa" w:w="10080"/>
+            <w:shd w:fill="FFF5F5"/>
+            <w:tcMar>
+              <w:top w:w="100" w:type="dxa"/>
+              <w:bottom w:w="100" w:type="dxa"/>
+              <w:left w:w="150" w:type="dxa"/>
+              <w:right w:w="150" w:type="dxa"/>
+            </w:tcMar>
+          </w:tcPr>
+          <w:p>
+            <w:r>
+              <w:rPr>
+                <w:b/>
+                <w:color w:val="C53030"/>
+                <w:sz w:val="19"/>
+              </w:rPr>
+              <w:t xml:space="preserve">⚠️ Common Trap / JEE Pitfall: </w:t>
+            </w:r>
+            <w:r>
+              <w:rPr>
+                <w:color w:val="2D3748"/>
+                <w:sz w:val="19"/>
+              </w:rPr>
+              <w:t>Read questions carefully for keywords like 'incorrect', 'not true', or non-standard conditions.</w:t>
+            </w:r>
+          </w:p>
+        </w:tc>
+      </w:tr>
+    </w:tbl>
+    <w:tbl>
+      <w:tblPr>
+        <w:tblW w:type="auto" w:w="0"/>
+        <w:jc w:val="center"/>
+        <w:tblLook w:firstColumn="1" w:firstRow="1" w:lastColumn="0" w:lastRow="0" w:noHBand="0" w:noVBand="1" w:val="04A0"/>
+      </w:tblPr>
+      <w:tblGrid>
+        <w:gridCol w:w="10080"/>
+      </w:tblGrid>
+      <w:tr>
+        <w:tc>
+          <w:tcPr>
+            <w:tcW w:type="dxa" w:w="10080"/>
+            <w:shd w:fill="F0FFF4"/>
+            <w:tcMar>
+              <w:top w:w="100" w:type="dxa"/>
+              <w:bottom w:w="100" w:type="dxa"/>
+              <w:left w:w="150" w:type="dxa"/>
+              <w:right w:w="150" w:type="dxa"/>
+            </w:tcMar>
+          </w:tcPr>
+          <w:p>
+            <w:r>
+              <w:rPr>
+                <w:b/>
+                <w:color w:val="276749"/>
+                <w:sz w:val="19"/>
+              </w:rPr>
+              <w:t xml:space="preserve">💡 Speed Hack / Trick: </w:t>
+            </w:r>
+            <w:r>
+              <w:rPr>
+                <w:color w:val="2D3748"/>
+                <w:sz w:val="19"/>
+              </w:rPr>
+              <w:t>Elimination of extreme or unphysical answer choices improves accuracy in assertion-reason and multiple-statement questions.</w:t>
+            </w:r>
+          </w:p>
+        </w:tc>
+      </w:tr>
+    </w:tbl>
+    <w:p>
+      <w:pPr>
+        <w:spacing w:before="120" w:after="40"/>
+      </w:pPr>
+      <w:r>
+        <w:rPr>
+          <w:b/>
+          <w:color w:val="1A365D"/>
+          <w:sz w:val="19"/>
+        </w:rPr>
+        <w:t>Source PYQs testing this concept:</w:t>
+      </w:r>
+    </w:p>
+    <w:p>
+      <w:pPr>
+        <w:pStyle w:val="ListBullet"/>
+        <w:spacing w:after="40"/>
+      </w:pPr>
+      <w:r>
+        <w:rPr>
+          <w:b/>
+          <w:sz w:val="18"/>
+        </w:rPr>
+        <w:t xml:space="preserve">[2023 Shift] Q#2 (MCQ): </w:t>
+      </w:r>
+      <w:r>
+        <w:rPr>
+          <w:sz w:val="18"/>
+        </w:rPr>
+        <w:t xml:space="preserve">"The shaded region in the figure given is the solution of which of the inequations?..."  </w:t>
       </w:r>
       <w:r>
         <w:rPr>
@@ -515,13 +1216,40 @@
           <w:b/>
           <w:sz w:val="18"/>
         </w:rPr>
-        <w:t xml:space="preserve">[2025 Shift] Q#3 (MCQ): </w:t>
+        <w:t xml:space="preserve">[2020 Shift] Q#2 (MCQ): </w:t>
       </w:r>
       <w:r>
         <w:rPr>
           <w:sz w:val="18"/>
         </w:rPr>
-        <w:t xml:space="preserve">"Consider the following statements: Statement (I): In a LPP, the objective function is always linear. Statement (II): Ina LPP, the linear ine..."  </w:t>
+        <w:t xml:space="preserve">"Corner points of the feasible region determined by the system of linear constraints are (0,3),(1,1) and (3,0) . Let z=px=qy , where, $..."  </w:t>
+      </w:r>
+      <w:r>
+        <w:rPr>
+          <w:b/>
+          <w:color w:val="2B6CB0"/>
+          <w:sz w:val="18"/>
+        </w:rPr>
+        <w:t>[Ans: N/A]</w:t>
+      </w:r>
+    </w:p>
+    <w:p>
+      <w:pPr>
+        <w:pStyle w:val="ListBullet"/>
+        <w:spacing w:after="40"/>
+      </w:pPr>
+      <w:r>
+        <w:rPr>
+          <w:b/>
+          <w:sz w:val="18"/>
+        </w:rPr>
+        <w:t xml:space="preserve">[2018 Shift] Q#2 (MCQ): </w:t>
+      </w:r>
+      <w:r>
+        <w:rPr>
+          <w:sz w:val="18"/>
+        </w:rPr>
+        <w:t xml:space="preserve">"For the LPP, maximize z=x+4y subject to the constraints x+2y ≤ 2,x+2y ≥ 8,x,y ≥ 0..."  </w:t>
       </w:r>
       <w:r>
         <w:rPr>
@@ -660,6 +1388,252 @@
               <w:t>Solution Analysis:</w:t>
               <w:br/>
               <w:t>If the objective function Z=ax+by has the same maximum value at two corner points of the feasible region, then Z will have the same value at every point on the line segment joining those two corner points. This happens because Z=ax+by is a linear function. So, if it is maximum at two endpoints of an edge of the feasible region, then it remains maximum at all points on that edge. Hence, Z_(max) occurs at infinitely many points. So, the correct option is: Option D: Infinity</w:t>
+            </w:r>
+          </w:p>
+        </w:tc>
+      </w:tr>
+    </w:tbl>
+    <w:p>
+      <w:pPr>
+        <w:spacing w:after="120"/>
+      </w:pPr>
+    </w:p>
+    <w:p>
+      <w:pPr>
+        <w:spacing w:before="160" w:after="40"/>
+      </w:pPr>
+      <w:r>
+        <w:rPr>
+          <w:b/>
+          <w:color w:val="1A365D"/>
+          <w:sz w:val="22"/>
+        </w:rPr>
+        <w:t>Benchmark Problem 2: KCET 2026 (Q#2)</w:t>
+      </w:r>
+    </w:p>
+    <w:p>
+      <w:pPr>
+        <w:spacing w:after="80"/>
+      </w:pPr>
+      <w:r>
+        <w:rPr>
+          <w:sz w:val="20"/>
+        </w:rPr>
+        <w:t>The corner points of the feasible region determined by the system of linear constraints are (0,10),(5,5),(15,15),(0,20) . Let z=px+qy where p,q&gt;0 . The relation between p and q , so that the maximum z occurs at both points (15,15) and (0,20) is</w:t>
+      </w:r>
+    </w:p>
+    <w:p>
+      <w:pPr>
+        <w:pStyle w:val="ListBullet"/>
+        <w:spacing w:after="20"/>
+      </w:pPr>
+      <w:r>
+        <w:rPr>
+          <w:sz w:val="19"/>
+        </w:rPr>
+        <w:t>(A) p=q</w:t>
+      </w:r>
+    </w:p>
+    <w:p>
+      <w:pPr>
+        <w:pStyle w:val="ListBullet"/>
+        <w:spacing w:after="20"/>
+      </w:pPr>
+      <w:r>
+        <w:rPr>
+          <w:sz w:val="19"/>
+        </w:rPr>
+        <w:t>(B) p=2q</w:t>
+      </w:r>
+    </w:p>
+    <w:p>
+      <w:pPr>
+        <w:pStyle w:val="ListBullet"/>
+        <w:spacing w:after="20"/>
+      </w:pPr>
+      <w:r>
+        <w:rPr>
+          <w:sz w:val="19"/>
+        </w:rPr>
+        <w:t>(C) q=2p</w:t>
+      </w:r>
+    </w:p>
+    <w:p>
+      <w:pPr>
+        <w:pStyle w:val="ListBullet"/>
+        <w:spacing w:after="20"/>
+      </w:pPr>
+      <w:r>
+        <w:rPr>
+          <w:b/>
+          <w:color w:val="276749"/>
+          <w:sz w:val="19"/>
+        </w:rPr>
+        <w:t>(D) q=3p</w:t>
+      </w:r>
+    </w:p>
+    <w:tbl>
+      <w:tblPr>
+        <w:tblW w:type="auto" w:w="0"/>
+        <w:jc w:val="center"/>
+        <w:tblLook w:firstColumn="1" w:firstRow="1" w:lastColumn="0" w:lastRow="0" w:noHBand="0" w:noVBand="1" w:val="04A0"/>
+      </w:tblPr>
+      <w:tblGrid>
+        <w:gridCol w:w="10080"/>
+      </w:tblGrid>
+      <w:tr>
+        <w:tc>
+          <w:tcPr>
+            <w:tcW w:type="dxa" w:w="10080"/>
+            <w:shd w:fill="F7FAFC"/>
+            <w:tcMar>
+              <w:top w:w="100" w:type="dxa"/>
+              <w:bottom w:w="100" w:type="dxa"/>
+              <w:left w:w="150" w:type="dxa"/>
+              <w:right w:w="150" w:type="dxa"/>
+            </w:tcMar>
+          </w:tcPr>
+          <w:p>
+            <w:r>
+              <w:rPr>
+                <w:b/>
+                <w:color w:val="1A365D"/>
+                <w:sz w:val="19"/>
+              </w:rPr>
+              <w:t>Correct Answer: D</w:t>
+              <w:br/>
+            </w:r>
+            <w:r>
+              <w:rPr>
+                <w:color w:val="2D3748"/>
+                <w:sz w:val="18"/>
+              </w:rPr>
+              <w:t>Solution Analysis:</w:t>
+              <w:br/>
+              <w:t>For the maximum value of z=px+qy to occur at both points (15,15) and (0,20) , the value of z at these two points must be equal. At (15,15) , z=15p+15q At (0,20) , z=0p+20q=20q Since maximum occurs at both points, 15p+15q=20q 15p=5q q=3p So, the required relation is q=3p Hence, the correct option is Option D.</w:t>
+            </w:r>
+          </w:p>
+        </w:tc>
+      </w:tr>
+    </w:tbl>
+    <w:p>
+      <w:pPr>
+        <w:spacing w:after="120"/>
+      </w:pPr>
+    </w:p>
+    <w:p>
+      <w:pPr>
+        <w:spacing w:before="160" w:after="40"/>
+      </w:pPr>
+      <w:r>
+        <w:rPr>
+          <w:b/>
+          <w:color w:val="1A365D"/>
+          <w:sz w:val="22"/>
+        </w:rPr>
+        <w:t>Benchmark Problem 3: KCET 2023 (Q#2)</w:t>
+      </w:r>
+    </w:p>
+    <w:p>
+      <w:pPr>
+        <w:spacing w:after="80"/>
+      </w:pPr>
+      <w:r>
+        <w:rPr>
+          <w:sz w:val="20"/>
+        </w:rPr>
+        <w:t>The shaded region in the figure given is the solution of which of the inequations?</w:t>
+      </w:r>
+    </w:p>
+    <w:p>
+      <w:pPr>
+        <w:pStyle w:val="ListBullet"/>
+        <w:spacing w:after="20"/>
+      </w:pPr>
+      <w:r>
+        <w:rPr>
+          <w:sz w:val="19"/>
+        </w:rPr>
+        <w:t>(A) x+y ≥ 7,2x-3y+6 ≤ 0,x ≥ 0,y ≥ 0</w:t>
+      </w:r>
+    </w:p>
+    <w:p>
+      <w:pPr>
+        <w:pStyle w:val="ListBullet"/>
+        <w:spacing w:after="20"/>
+      </w:pPr>
+      <w:r>
+        <w:rPr>
+          <w:sz w:val="19"/>
+        </w:rPr>
+        <w:t>(B) x+y ≥ 7,2x-3y+6 ≥ 0,x ≥ 0,y ≥ 0</w:t>
+      </w:r>
+    </w:p>
+    <w:p>
+      <w:pPr>
+        <w:pStyle w:val="ListBullet"/>
+        <w:spacing w:after="20"/>
+      </w:pPr>
+      <w:r>
+        <w:rPr>
+          <w:sz w:val="19"/>
+        </w:rPr>
+        <w:t>(C) x+y ≤ 7,2x-3y+6 ≤ 0,x ≥ 0,y ≥ 0</w:t>
+      </w:r>
+    </w:p>
+    <w:p>
+      <w:pPr>
+        <w:pStyle w:val="ListBullet"/>
+        <w:spacing w:after="20"/>
+      </w:pPr>
+      <w:r>
+        <w:rPr>
+          <w:b/>
+          <w:color w:val="276749"/>
+          <w:sz w:val="19"/>
+        </w:rPr>
+        <w:t>(D) x+y ≤ 7,2x-3y+6 ≥ 0,x ≥ 0,y ≥ 0</w:t>
+      </w:r>
+    </w:p>
+    <w:tbl>
+      <w:tblPr>
+        <w:tblW w:type="auto" w:w="0"/>
+        <w:jc w:val="center"/>
+        <w:tblLook w:firstColumn="1" w:firstRow="1" w:lastColumn="0" w:lastRow="0" w:noHBand="0" w:noVBand="1" w:val="04A0"/>
+      </w:tblPr>
+      <w:tblGrid>
+        <w:gridCol w:w="10080"/>
+      </w:tblGrid>
+      <w:tr>
+        <w:tc>
+          <w:tcPr>
+            <w:tcW w:type="dxa" w:w="10080"/>
+            <w:shd w:fill="F7FAFC"/>
+            <w:tcMar>
+              <w:top w:w="100" w:type="dxa"/>
+              <w:bottom w:w="100" w:type="dxa"/>
+              <w:left w:w="150" w:type="dxa"/>
+              <w:right w:w="150" w:type="dxa"/>
+            </w:tcMar>
+          </w:tcPr>
+          <w:p>
+            <w:r>
+              <w:rPr>
+                <w:b/>
+                <w:color w:val="1A365D"/>
+                <w:sz w:val="19"/>
+              </w:rPr>
+              <w:t>Correct Answer: D</w:t>
+              <w:br/>
+            </w:r>
+            <w:r>
+              <w:rPr>
+                <w:color w:val="2D3748"/>
+                <w:sz w:val="18"/>
+              </w:rPr>
+              <w:t>Solution Analysis:</w:t>
+              <w:br/>
+              <w:t>The line joining A(7,0) and (0,7) is x+y=7 ..... (i) And the line jo ing C(0,2) and B(3,4) is 2x-3y+6=0 x,y ≥ 0.... (ii) The shaded region is bounded by x+y ≤ 7,2x-3y+6 ≥ 0,x ≥ 0,y ≥ 0 Hence, option (d) is correct option.</w:t>
             </w:r>
           </w:p>
         </w:tc>

--- a/dist/exports/kcet-linear-programming_revision_notes.docx
+++ b/dist/exports/kcet-linear-programming_revision_notes.docx
@@ -13,7 +13,7 @@
           <w:color w:val="1A365D"/>
           <w:sz w:val="44"/>
         </w:rPr>
-        <w:t>JEE MAIN REVISION MASTER: LINEAR PROGRAMMING 2026 2 QUESTIONS 3.33% WEIGHTAGE</w:t>
+        <w:t>JEE MAIN REVISION MASTER: LINEAR PROGRAMMING</w:t>
       </w:r>
     </w:p>
     <w:p>
@@ -189,7 +189,7 @@
                 <w:color w:val="2D3748"/>
                 <w:sz w:val="19"/>
               </w:rPr>
-              <w:t>Linear Programming — Standard Calculations &amp; Problem Archetypes</w:t>
+              <w:t>Linear Programming — Core Principles &amp; Governing Laws</w:t>
             </w:r>
           </w:p>
         </w:tc>
@@ -209,7 +209,7 @@
               <w:rPr>
                 <w:sz w:val="19"/>
               </w:rPr>
-              <w:t>11 PYQs</w:t>
+              <w:t>8 PYQs</w:t>
             </w:r>
           </w:p>
         </w:tc>
@@ -230,7 +230,7 @@
                 <w:color w:val="718096"/>
                 <w:sz w:val="19"/>
               </w:rPr>
-              <w:t>Quantitative Analysis</w:t>
+              <w:t>Core Principle</w:t>
             </w:r>
           </w:p>
         </w:tc>
@@ -276,7 +276,7 @@
                 <w:color w:val="2D3748"/>
                 <w:sz w:val="19"/>
               </w:rPr>
-              <w:t>Linear Programming — Core Principles &amp; Governing Laws</w:t>
+              <w:t>Linear Programming — Standard Calculations &amp; Problem Archetypes</w:t>
             </w:r>
           </w:p>
         </w:tc>
@@ -296,7 +296,7 @@
               <w:rPr>
                 <w:sz w:val="19"/>
               </w:rPr>
-              <w:t>3 PYQs</w:t>
+              <w:t>7 PYQs</w:t>
             </w:r>
           </w:p>
         </w:tc>
@@ -317,7 +317,7 @@
                 <w:color w:val="718096"/>
                 <w:sz w:val="19"/>
               </w:rPr>
-              <w:t>Core Principle</w:t>
+              <w:t>Quantitative Analysis</w:t>
             </w:r>
           </w:p>
         </w:tc>
@@ -341,7 +341,7 @@
                 <w:color w:val="718096"/>
                 <w:sz w:val="19"/>
               </w:rPr>
-              <w:t>Moderate</w:t>
+              <w:t>Standard</w:t>
             </w:r>
           </w:p>
         </w:tc>
@@ -383,7 +383,7 @@
               <w:rPr>
                 <w:sz w:val="19"/>
               </w:rPr>
-              <w:t>3 PYQs</w:t>
+              <w:t>2 PYQs</w:t>
             </w:r>
           </w:p>
         </w:tc>
@@ -504,7 +504,7 @@
                 <w:color w:val="1A365D"/>
                 <w:sz w:val="19"/>
               </w:rPr>
-              <w:t>Linear Programming — Standard Calculations &amp; Problem Archetypes</w:t>
+              <w:t>Linear Programming — Core Principles &amp; Governing Laws</w:t>
             </w:r>
           </w:p>
         </w:tc>
@@ -526,7 +526,7 @@
                 <w:color w:val="2D3748"/>
                 <w:sz w:val="19"/>
               </w:rPr>
-              <w:t>l_{1} \Rightarrow \frac{x}{4}+\frac{y}{5}=1, \quad x=0, \quad z=11x+7y</w:t>
+              <w:t>a_{i1}x_{1}+a_{i2}x_{2}+\cdot s+a_{in}x_{n} \le b_{i},, \quad \begin{aligned} 2x-3y+6=0 \\ x,y \ge 0\text{.... (ii)} \end{aligned}, \quad l_{1} \Rightarrow \frac{x}{4}+\frac{y}{5}=1</w:t>
             </w:r>
           </w:p>
         </w:tc>
@@ -550,7 +550,7 @@
                 <w:color w:val="1A365D"/>
                 <w:sz w:val="19"/>
               </w:rPr>
-              <w:t>Linear Programming — Core Principles &amp; Governing Laws</w:t>
+              <w:t>Linear Programming — Standard Calculations &amp; Problem Archetypes</w:t>
             </w:r>
           </w:p>
         </w:tc>
@@ -572,7 +572,7 @@
                 <w:color w:val="2D3748"/>
                 <w:sz w:val="19"/>
               </w:rPr>
-              <w:t>Z=ax+by, \quad maxz=c_{1}x_{1}+c_{2}x_{2}+\cdot s+c_{n}x_{n}., \quad a_{i1}x_{1}+a_{i2}x_{2}+\cdot s+a_{in}x_{n} \le b_{i},</w:t>
+              <w:t>z=px+qy, \quad 15p=5q, \quad z=4x+6y</w:t>
             </w:r>
           </w:p>
         </w:tc>
@@ -618,7 +618,7 @@
                 <w:color w:val="2D3748"/>
                 <w:sz w:val="19"/>
               </w:rPr>
-              <w:t>x+y=7, \quad \begin{aligned} 2x-3y+6=0 \\ x,y \ge 0\text{.... (ii)} \end{aligned}, \quad z=x+4y</w:t>
+              <w:t>z=px=qy</w:t>
             </w:r>
           </w:p>
         </w:tc>
@@ -650,7 +650,215 @@
           <w:color w:val="2B6CB0"/>
           <w:sz w:val="24"/>
         </w:rPr>
-        <w:t>3.1 Linear Programming — Standard Calculations &amp; Problem Archetypes (High Yield — 11 PYQs)</w:t>
+        <w:t>3.1 Linear Programming — Core Principles &amp; Governing Laws (High Yield — 8 PYQs)</w:t>
+      </w:r>
+    </w:p>
+    <w:p>
+      <w:r>
+        <w:rPr>
+          <w:b/>
+          <w:sz w:val="20"/>
+        </w:rPr>
+        <w:t xml:space="preserve">Core Principle: </w:t>
+      </w:r>
+      <w:r>
+        <w:rPr>
+          <w:sz w:val="20"/>
+        </w:rPr>
+        <w:t>Fundamental definitions, core postulates, and governing physical/chemical relations in Linear Programming.</w:t>
+      </w:r>
+    </w:p>
+    <w:tbl>
+      <w:tblPr>
+        <w:tblW w:type="auto" w:w="0"/>
+        <w:jc w:val="center"/>
+        <w:tblLook w:firstColumn="1" w:firstRow="1" w:lastColumn="0" w:lastRow="0" w:noHBand="0" w:noVBand="1" w:val="04A0"/>
+      </w:tblPr>
+      <w:tblGrid>
+        <w:gridCol w:w="10080"/>
+      </w:tblGrid>
+      <w:tr>
+        <w:tc>
+          <w:tcPr>
+            <w:tcW w:type="dxa" w:w="10080"/>
+            <w:shd w:fill="FFF5F5"/>
+            <w:tcMar>
+              <w:top w:w="100" w:type="dxa"/>
+              <w:bottom w:w="100" w:type="dxa"/>
+              <w:left w:w="150" w:type="dxa"/>
+              <w:right w:w="150" w:type="dxa"/>
+            </w:tcMar>
+          </w:tcPr>
+          <w:p>
+            <w:r>
+              <w:rPr>
+                <w:b/>
+                <w:color w:val="C53030"/>
+                <w:sz w:val="19"/>
+              </w:rPr>
+              <w:t xml:space="preserve">⚠️ Common Trap / JEE Pitfall: </w:t>
+            </w:r>
+            <w:r>
+              <w:rPr>
+                <w:color w:val="2D3748"/>
+                <w:sz w:val="19"/>
+              </w:rPr>
+              <w:t>Carefully verify units, standard reference states, and sign conventions in Linear Programming.</w:t>
+            </w:r>
+          </w:p>
+        </w:tc>
+      </w:tr>
+    </w:tbl>
+    <w:tbl>
+      <w:tblPr>
+        <w:tblW w:type="auto" w:w="0"/>
+        <w:jc w:val="center"/>
+        <w:tblLook w:firstColumn="1" w:firstRow="1" w:lastColumn="0" w:lastRow="0" w:noHBand="0" w:noVBand="1" w:val="04A0"/>
+      </w:tblPr>
+      <w:tblGrid>
+        <w:gridCol w:w="10080"/>
+      </w:tblGrid>
+      <w:tr>
+        <w:tc>
+          <w:tcPr>
+            <w:tcW w:type="dxa" w:w="10080"/>
+            <w:shd w:fill="F0FFF4"/>
+            <w:tcMar>
+              <w:top w:w="100" w:type="dxa"/>
+              <w:bottom w:w="100" w:type="dxa"/>
+              <w:left w:w="150" w:type="dxa"/>
+              <w:right w:w="150" w:type="dxa"/>
+            </w:tcMar>
+          </w:tcPr>
+          <w:p>
+            <w:r>
+              <w:rPr>
+                <w:b/>
+                <w:color w:val="276749"/>
+                <w:sz w:val="19"/>
+              </w:rPr>
+              <w:t xml:space="preserve">💡 Speed Hack / Trick: </w:t>
+            </w:r>
+            <w:r>
+              <w:rPr>
+                <w:color w:val="2D3748"/>
+                <w:sz w:val="19"/>
+              </w:rPr>
+              <w:t>Focus on high-yield formulas and standard limiting approximations tested in Linear Programming PYQs.</w:t>
+            </w:r>
+          </w:p>
+        </w:tc>
+      </w:tr>
+    </w:tbl>
+    <w:p>
+      <w:pPr>
+        <w:spacing w:before="120" w:after="40"/>
+      </w:pPr>
+      <w:r>
+        <w:rPr>
+          <w:b/>
+          <w:color w:val="1A365D"/>
+          <w:sz w:val="19"/>
+        </w:rPr>
+        <w:t>Source PYQs testing this concept:</w:t>
+      </w:r>
+    </w:p>
+    <w:p>
+      <w:pPr>
+        <w:pStyle w:val="ListBullet"/>
+        <w:spacing w:after="40"/>
+      </w:pPr>
+      <w:r>
+        <w:rPr>
+          <w:b/>
+          <w:sz w:val="18"/>
+        </w:rPr>
+        <w:t xml:space="preserve">[2026 Shift] Q#1 (MCQ): </w:t>
+      </w:r>
+      <w:r>
+        <w:rPr>
+          <w:sz w:val="18"/>
+        </w:rPr>
+        <w:t xml:space="preserve">"In Linear Programming Problem (LPP), the objective function Z=ax+by has the same maximum value at two corner points. The number of points ..."  </w:t>
+      </w:r>
+      <w:r>
+        <w:rPr>
+          <w:b/>
+          <w:color w:val="2B6CB0"/>
+          <w:sz w:val="18"/>
+        </w:rPr>
+        <w:t>[Ans: N/A]</w:t>
+      </w:r>
+    </w:p>
+    <w:p>
+      <w:pPr>
+        <w:pStyle w:val="ListBullet"/>
+        <w:spacing w:after="40"/>
+      </w:pPr>
+      <w:r>
+        <w:rPr>
+          <w:b/>
+          <w:sz w:val="18"/>
+        </w:rPr>
+        <w:t xml:space="preserve">[2025 Shift] Q#3 (MCQ): </w:t>
+      </w:r>
+      <w:r>
+        <w:rPr>
+          <w:sz w:val="18"/>
+        </w:rPr>
+        <w:t xml:space="preserve">"Consider the following statements: Statement (I): In a LPP, the objective function is always linear. Statement (II): Ina LPP, the linear ine..."  </w:t>
+      </w:r>
+      <w:r>
+        <w:rPr>
+          <w:b/>
+          <w:color w:val="2B6CB0"/>
+          <w:sz w:val="18"/>
+        </w:rPr>
+        <w:t>[Ans: N/A]</w:t>
+      </w:r>
+    </w:p>
+    <w:p>
+      <w:pPr>
+        <w:pStyle w:val="ListBullet"/>
+        <w:spacing w:after="40"/>
+      </w:pPr>
+      <w:r>
+        <w:rPr>
+          <w:b/>
+          <w:sz w:val="18"/>
+        </w:rPr>
+        <w:t xml:space="preserve">[2023 Shift] Q#2 (MCQ): </w:t>
+      </w:r>
+      <w:r>
+        <w:rPr>
+          <w:sz w:val="18"/>
+        </w:rPr>
+        <w:t xml:space="preserve">"The shaded region in the figure given is the solution of which of the inequations?..."  </w:t>
+      </w:r>
+      <w:r>
+        <w:rPr>
+          <w:b/>
+          <w:color w:val="2B6CB0"/>
+          <w:sz w:val="18"/>
+        </w:rPr>
+        <w:t>[Ans: D]</w:t>
+      </w:r>
+    </w:p>
+    <w:p>
+      <w:pPr>
+        <w:spacing w:after="120"/>
+      </w:pPr>
+    </w:p>
+    <w:p>
+      <w:pPr>
+        <w:pStyle w:val="Heading2"/>
+      </w:pPr>
+      <w:r>
+        <w:rPr>
+          <w:color w:val="2B6CB0"/>
+          <w:sz w:val="24"/>
+        </w:rPr>
+        <w:t>3.2 Linear Programming — Standard Calculations &amp; Problem Archetypes (Moderate Yield — 7 PYQs)</w:t>
       </w:r>
     </w:p>
     <w:p>
@@ -858,215 +1066,7 @@
           <w:color w:val="2B6CB0"/>
           <w:sz w:val="24"/>
         </w:rPr>
-        <w:t>3.2 Linear Programming — Core Principles &amp; Governing Laws (Moderate Yield — 3 PYQs)</w:t>
-      </w:r>
-    </w:p>
-    <w:p>
-      <w:r>
-        <w:rPr>
-          <w:b/>
-          <w:sz w:val="20"/>
-        </w:rPr>
-        <w:t xml:space="preserve">Core Principle: </w:t>
-      </w:r>
-      <w:r>
-        <w:rPr>
-          <w:sz w:val="20"/>
-        </w:rPr>
-        <w:t>Fundamental definitions, core postulates, and governing physical/chemical relations in Linear Programming.</w:t>
-      </w:r>
-    </w:p>
-    <w:tbl>
-      <w:tblPr>
-        <w:tblW w:type="auto" w:w="0"/>
-        <w:jc w:val="center"/>
-        <w:tblLook w:firstColumn="1" w:firstRow="1" w:lastColumn="0" w:lastRow="0" w:noHBand="0" w:noVBand="1" w:val="04A0"/>
-      </w:tblPr>
-      <w:tblGrid>
-        <w:gridCol w:w="10080"/>
-      </w:tblGrid>
-      <w:tr>
-        <w:tc>
-          <w:tcPr>
-            <w:tcW w:type="dxa" w:w="10080"/>
-            <w:shd w:fill="FFF5F5"/>
-            <w:tcMar>
-              <w:top w:w="100" w:type="dxa"/>
-              <w:bottom w:w="100" w:type="dxa"/>
-              <w:left w:w="150" w:type="dxa"/>
-              <w:right w:w="150" w:type="dxa"/>
-            </w:tcMar>
-          </w:tcPr>
-          <w:p>
-            <w:r>
-              <w:rPr>
-                <w:b/>
-                <w:color w:val="C53030"/>
-                <w:sz w:val="19"/>
-              </w:rPr>
-              <w:t xml:space="preserve">⚠️ Common Trap / JEE Pitfall: </w:t>
-            </w:r>
-            <w:r>
-              <w:rPr>
-                <w:color w:val="2D3748"/>
-                <w:sz w:val="19"/>
-              </w:rPr>
-              <w:t>Carefully verify units, standard reference states, and sign conventions in Linear Programming.</w:t>
-            </w:r>
-          </w:p>
-        </w:tc>
-      </w:tr>
-    </w:tbl>
-    <w:tbl>
-      <w:tblPr>
-        <w:tblW w:type="auto" w:w="0"/>
-        <w:jc w:val="center"/>
-        <w:tblLook w:firstColumn="1" w:firstRow="1" w:lastColumn="0" w:lastRow="0" w:noHBand="0" w:noVBand="1" w:val="04A0"/>
-      </w:tblPr>
-      <w:tblGrid>
-        <w:gridCol w:w="10080"/>
-      </w:tblGrid>
-      <w:tr>
-        <w:tc>
-          <w:tcPr>
-            <w:tcW w:type="dxa" w:w="10080"/>
-            <w:shd w:fill="F0FFF4"/>
-            <w:tcMar>
-              <w:top w:w="100" w:type="dxa"/>
-              <w:bottom w:w="100" w:type="dxa"/>
-              <w:left w:w="150" w:type="dxa"/>
-              <w:right w:w="150" w:type="dxa"/>
-            </w:tcMar>
-          </w:tcPr>
-          <w:p>
-            <w:r>
-              <w:rPr>
-                <w:b/>
-                <w:color w:val="276749"/>
-                <w:sz w:val="19"/>
-              </w:rPr>
-              <w:t xml:space="preserve">💡 Speed Hack / Trick: </w:t>
-            </w:r>
-            <w:r>
-              <w:rPr>
-                <w:color w:val="2D3748"/>
-                <w:sz w:val="19"/>
-              </w:rPr>
-              <w:t>Focus on high-yield formulas and standard limiting approximations tested in Linear Programming PYQs.</w:t>
-            </w:r>
-          </w:p>
-        </w:tc>
-      </w:tr>
-    </w:tbl>
-    <w:p>
-      <w:pPr>
-        <w:spacing w:before="120" w:after="40"/>
-      </w:pPr>
-      <w:r>
-        <w:rPr>
-          <w:b/>
-          <w:color w:val="1A365D"/>
-          <w:sz w:val="19"/>
-        </w:rPr>
-        <w:t>Source PYQs testing this concept:</w:t>
-      </w:r>
-    </w:p>
-    <w:p>
-      <w:pPr>
-        <w:pStyle w:val="ListBullet"/>
-        <w:spacing w:after="40"/>
-      </w:pPr>
-      <w:r>
-        <w:rPr>
-          <w:b/>
-          <w:sz w:val="18"/>
-        </w:rPr>
-        <w:t xml:space="preserve">[2026 Shift] Q#1 (MCQ): </w:t>
-      </w:r>
-      <w:r>
-        <w:rPr>
-          <w:sz w:val="18"/>
-        </w:rPr>
-        <w:t xml:space="preserve">"In Linear Programming Problem (LPP), the objective function Z=ax+by has the same maximum value at two corner points. The number of points ..."  </w:t>
-      </w:r>
-      <w:r>
-        <w:rPr>
-          <w:b/>
-          <w:color w:val="2B6CB0"/>
-          <w:sz w:val="18"/>
-        </w:rPr>
-        <w:t>[Ans: N/A]</w:t>
-      </w:r>
-    </w:p>
-    <w:p>
-      <w:pPr>
-        <w:pStyle w:val="ListBullet"/>
-        <w:spacing w:after="40"/>
-      </w:pPr>
-      <w:r>
-        <w:rPr>
-          <w:b/>
-          <w:sz w:val="18"/>
-        </w:rPr>
-        <w:t xml:space="preserve">[2025 Shift] Q#3 (MCQ): </w:t>
-      </w:r>
-      <w:r>
-        <w:rPr>
-          <w:sz w:val="18"/>
-        </w:rPr>
-        <w:t xml:space="preserve">"Consider the following statements: Statement (I): In a LPP, the objective function is always linear. Statement (II): Ina LPP, the linear ine..."  </w:t>
-      </w:r>
-      <w:r>
-        <w:rPr>
-          <w:b/>
-          <w:color w:val="2B6CB0"/>
-          <w:sz w:val="18"/>
-        </w:rPr>
-        <w:t>[Ans: N/A]</w:t>
-      </w:r>
-    </w:p>
-    <w:p>
-      <w:pPr>
-        <w:pStyle w:val="ListBullet"/>
-        <w:spacing w:after="40"/>
-      </w:pPr>
-      <w:r>
-        <w:rPr>
-          <w:b/>
-          <w:sz w:val="18"/>
-        </w:rPr>
-        <w:t xml:space="preserve">[2017 Shift] Q#3 (MCQ): </w:t>
-      </w:r>
-      <w:r>
-        <w:rPr>
-          <w:sz w:val="18"/>
-        </w:rPr>
-        <w:t xml:space="preserve">"If an LPP admits optimal solution at two consecutive vertices of a feasible region, then..."  </w:t>
-      </w:r>
-      <w:r>
-        <w:rPr>
-          <w:b/>
-          <w:color w:val="2B6CB0"/>
-          <w:sz w:val="18"/>
-        </w:rPr>
-        <w:t>[Ans: N/A]</w:t>
-      </w:r>
-    </w:p>
-    <w:p>
-      <w:pPr>
-        <w:spacing w:after="120"/>
-      </w:pPr>
-    </w:p>
-    <w:p>
-      <w:pPr>
-        <w:pStyle w:val="Heading2"/>
-      </w:pPr>
-      <w:r>
-        <w:rPr>
-          <w:color w:val="2B6CB0"/>
-          <w:sz w:val="24"/>
-        </w:rPr>
-        <w:t>3.3 Linear Programming — Applied Cases, Reactions &amp; Traps (Moderate Yield — 3 PYQs)</w:t>
+        <w:t>3.3 Linear Programming — Applied Cases, Reactions &amp; Traps (Standard Yield — 2 PYQs)</w:t>
       </w:r>
     </w:p>
     <w:p>
@@ -1189,40 +1189,13 @@
           <w:b/>
           <w:sz w:val="18"/>
         </w:rPr>
-        <w:t xml:space="preserve">[2023 Shift] Q#2 (MCQ): </w:t>
+        <w:t xml:space="preserve">[2022 Shift] Q#4 (MCQ): </w:t>
       </w:r>
       <w:r>
         <w:rPr>
           <w:sz w:val="18"/>
         </w:rPr>
-        <w:t xml:space="preserve">"The shaded region in the figure given is the solution of which of the inequations?..."  </w:t>
-      </w:r>
-      <w:r>
-        <w:rPr>
-          <w:b/>
-          <w:color w:val="2B6CB0"/>
-          <w:sz w:val="18"/>
-        </w:rPr>
-        <w:t>[Ans: D]</w:t>
-      </w:r>
-    </w:p>
-    <w:p>
-      <w:pPr>
-        <w:pStyle w:val="ListBullet"/>
-        <w:spacing w:after="40"/>
-      </w:pPr>
-      <w:r>
-        <w:rPr>
-          <w:b/>
-          <w:sz w:val="18"/>
-        </w:rPr>
-        <w:t xml:space="preserve">[2020 Shift] Q#2 (MCQ): </w:t>
-      </w:r>
-      <w:r>
-        <w:rPr>
-          <w:sz w:val="18"/>
-        </w:rPr>
-        <w:t xml:space="preserve">"Corner points of the feasible region determined by the system of linear constraints are (0,3),(1,1) and (3,0) . Let z=px=qy , where, $..."  </w:t>
+        <w:t xml:space="preserve">"A dietician has to develop a special diet using two foods X and Y . Each packet (containing 30g ) of food. X contains 12 units of ca..."  </w:t>
       </w:r>
       <w:r>
         <w:rPr>
@@ -1243,13 +1216,13 @@
           <w:b/>
           <w:sz w:val="18"/>
         </w:rPr>
-        <w:t xml:space="preserve">[2018 Shift] Q#2 (MCQ): </w:t>
+        <w:t xml:space="preserve">[2020 Shift] Q#2 (MCQ): </w:t>
       </w:r>
       <w:r>
         <w:rPr>
           <w:sz w:val="18"/>
         </w:rPr>
-        <w:t xml:space="preserve">"For the LPP, maximize z=x+4y subject to the constraints x+2y ≤ 2,x+2y ≥ 8,x,y ≥ 0..."  </w:t>
+        <w:t xml:space="preserve">"Corner points of the feasible region determined by the system of linear constraints are (0,3),(1,1) and (3,0) . Let z=px=qy , where, $..."  </w:t>
       </w:r>
       <w:r>
         <w:rPr>
@@ -1531,7 +1504,7 @@
           <w:color w:val="1A365D"/>
           <w:sz w:val="22"/>
         </w:rPr>
-        <w:t>Benchmark Problem 3: KCET 2023 (Q#2)</w:t>
+        <w:t>Benchmark Problem 3: KCET 2022 (Q#4)</w:t>
       </w:r>
     </w:p>
     <w:p>
@@ -1542,7 +1515,7 @@
         <w:rPr>
           <w:sz w:val="20"/>
         </w:rPr>
-        <w:t>The shaded region in the figure given is the solution of which of the inequations?</w:t>
+        <w:t>A dietician has to develop a special diet using two foods X and Y . Each packet (containing 30g ) of food. X contains 12 units of calcium, 4 units of iron, 6 units of cholesterol and 6 units of vitamin A. Each packet of the same quantity of food Y contains 3 units of calcium, 20 units of iron, 4 units of cholesterol and 3 units of vitamin A. The diet requires at least 240 units of calcium, atleast 460 units of iron and atmost 300 units of cholesterol. The corner points of the feasible region are</w:t>
       </w:r>
     </w:p>
     <w:p>
@@ -1554,7 +1527,7 @@
         <w:rPr>
           <w:sz w:val="19"/>
         </w:rPr>
-        <w:t>(A) x+y ≥ 7,2x-3y+6 ≤ 0,x ≥ 0,y ≥ 0</w:t>
+        <w:t>(A) (2,72),(40,15),(15,20)</w:t>
       </w:r>
     </w:p>
     <w:p>
@@ -1566,7 +1539,7 @@
         <w:rPr>
           <w:sz w:val="19"/>
         </w:rPr>
-        <w:t>(B) x+y ≥ 7,2x-3y+6 ≥ 0,x ≥ 0,y ≥ 0</w:t>
+        <w:t>(B) (2,72),(15,20),(0,23)</w:t>
       </w:r>
     </w:p>
     <w:p>
@@ -1578,7 +1551,7 @@
         <w:rPr>
           <w:sz w:val="19"/>
         </w:rPr>
-        <w:t>(C) x+y ≤ 7,2x-3y+6 ≤ 0,x ≥ 0,y ≥ 0</w:t>
+        <w:t>(C) (0,23),(40,15),(2,72)</w:t>
       </w:r>
     </w:p>
     <w:p>
@@ -1588,11 +1561,9 @@
       </w:pPr>
       <w:r>
         <w:rPr>
-          <w:b/>
-          <w:color w:val="276749"/>
           <w:sz w:val="19"/>
         </w:rPr>
-        <w:t>(D) x+y ≤ 7,2x-3y+6 ≥ 0,x ≥ 0,y ≥ 0</w:t>
+        <w:t>(D) (2,72),(40,15),(115,0)</w:t>
       </w:r>
     </w:p>
     <w:tbl>
@@ -1623,7 +1594,7 @@
                 <w:color w:val="1A365D"/>
                 <w:sz w:val="19"/>
               </w:rPr>
-              <w:t>Correct Answer: D</w:t>
+              <w:t>Correct Answer: None</w:t>
               <w:br/>
             </w:r>
             <w:r>
@@ -1633,7 +1604,7 @@
               </w:rPr>
               <w:t>Solution Analysis:</w:t>
               <w:br/>
-              <w:t>The line joining A(7,0) and (0,7) is x+y=7 ..... (i) And the line jo ing C(0,2) and B(3,4) is 2x-3y+6=0 x,y ≥ 0.... (ii) The shaded region is bounded by x+y ≤ 7,2x-3y+6 ≥ 0,x ≥ 0,y ≥ 0 Hence, option (d) is correct option.</w:t>
+              <w:t>Let x and y be the number of packets of food X and Y x ≥ 0,y ≥ 0 ⇒ 12x+3y ≥ 240 ⇒ 4x+y ≥ 80.... (i) 4x+20y ≥ 460 ⇒ x+5y ≥ 115.... (ii) 6x+4y ≤ 300 ⇒ 3x+2y ≤ 150.... (iii) ⇒ x ≥ 0,y ≥ 0.... (iv) 4x+y ≥ 80 ⇒ x 0 20 y 80 0 x+5y ≥ 115 x 0 115 y 23 0 3x+2y ≤ 150 x 0 50 y 75 0 Intersection points of the lines are shown in the graph we can see that corner point of the feasible region A,B and C are (2,72),(40,15),(15,20) .</w:t>
             </w:r>
           </w:p>
         </w:tc>

--- a/dist/exports/kcet-linear-programming_revision_notes.docx
+++ b/dist/exports/kcet-linear-programming_revision_notes.docx
@@ -189,7 +189,7 @@
                 <w:color w:val="2D3748"/>
                 <w:sz w:val="19"/>
               </w:rPr>
-              <w:t>Linear Programming — Core Principles &amp; Governing Laws</w:t>
+              <w:t>Objective Function, Constraints &amp; Feasible Region</w:t>
             </w:r>
           </w:p>
         </w:tc>
@@ -209,7 +209,7 @@
               <w:rPr>
                 <w:sz w:val="19"/>
               </w:rPr>
-              <w:t>8 PYQs</w:t>
+              <w:t>14 PYQs</w:t>
             </w:r>
           </w:p>
         </w:tc>
@@ -276,7 +276,7 @@
                 <w:color w:val="2D3748"/>
                 <w:sz w:val="19"/>
               </w:rPr>
-              <w:t>Linear Programming — Standard Calculations &amp; Problem Archetypes</w:t>
+              <w:t>Corner Point Theorem &amp; Optimal Solutions</w:t>
             </w:r>
           </w:p>
         </w:tc>
@@ -296,7 +296,7 @@
               <w:rPr>
                 <w:sz w:val="19"/>
               </w:rPr>
-              <w:t>7 PYQs</w:t>
+              <w:t>5 PYQs</w:t>
             </w:r>
           </w:p>
         </w:tc>
@@ -317,94 +317,7 @@
                 <w:color w:val="718096"/>
                 <w:sz w:val="19"/>
               </w:rPr>
-              <w:t>Quantitative Analysis</w:t>
-            </w:r>
-          </w:p>
-        </w:tc>
-      </w:tr>
-      <w:tr>
-        <w:tc>
-          <w:tcPr>
-            <w:tcW w:type="dxa" w:w="2160"/>
-            <w:shd w:fill="F7FAFC"/>
-            <w:tcMar>
-              <w:top w:w="80" w:type="dxa"/>
-              <w:bottom w:w="80" w:type="dxa"/>
-              <w:left w:w="150" w:type="dxa"/>
-              <w:right w:w="150" w:type="dxa"/>
-            </w:tcMar>
-          </w:tcPr>
-          <w:p>
-            <w:r>
-              <w:rPr>
-                <w:b/>
-                <w:color w:val="718096"/>
-                <w:sz w:val="19"/>
-              </w:rPr>
-              <w:t>Standard</w:t>
-            </w:r>
-          </w:p>
-        </w:tc>
-        <w:tc>
-          <w:tcPr>
-            <w:tcW w:type="dxa" w:w="4320"/>
-            <w:shd w:fill="F7FAFC"/>
-            <w:tcMar>
-              <w:top w:w="80" w:type="dxa"/>
-              <w:bottom w:w="80" w:type="dxa"/>
-              <w:left w:w="150" w:type="dxa"/>
-              <w:right w:w="150" w:type="dxa"/>
-            </w:tcMar>
-          </w:tcPr>
-          <w:p>
-            <w:r>
-              <w:rPr>
-                <w:b/>
-                <w:color w:val="2D3748"/>
-                <w:sz w:val="19"/>
-              </w:rPr>
-              <w:t>Linear Programming — Applied Cases, Reactions &amp; Traps</w:t>
-            </w:r>
-          </w:p>
-        </w:tc>
-        <w:tc>
-          <w:tcPr>
-            <w:tcW w:type="dxa" w:w="1728"/>
-            <w:shd w:fill="F7FAFC"/>
-            <w:tcMar>
-              <w:top w:w="80" w:type="dxa"/>
-              <w:bottom w:w="80" w:type="dxa"/>
-              <w:left w:w="150" w:type="dxa"/>
-              <w:right w:w="150" w:type="dxa"/>
-            </w:tcMar>
-          </w:tcPr>
-          <w:p>
-            <w:r>
-              <w:rPr>
-                <w:sz w:val="19"/>
-              </w:rPr>
-              <w:t>2 PYQs</w:t>
-            </w:r>
-          </w:p>
-        </w:tc>
-        <w:tc>
-          <w:tcPr>
-            <w:tcW w:type="dxa" w:w="1872"/>
-            <w:shd w:fill="F7FAFC"/>
-            <w:tcMar>
-              <w:top w:w="80" w:type="dxa"/>
-              <w:bottom w:w="80" w:type="dxa"/>
-              <w:left w:w="150" w:type="dxa"/>
-              <w:right w:w="150" w:type="dxa"/>
-            </w:tcMar>
-          </w:tcPr>
-          <w:p>
-            <w:r>
-              <w:rPr>
-                <w:color w:val="718096"/>
-                <w:sz w:val="19"/>
-              </w:rPr>
-              <w:t>Applied Topics</w:t>
+              <w:t>Optimization Archetypes</w:t>
             </w:r>
           </w:p>
         </w:tc>
@@ -504,7 +417,7 @@
                 <w:color w:val="1A365D"/>
                 <w:sz w:val="19"/>
               </w:rPr>
-              <w:t>Linear Programming — Core Principles &amp; Governing Laws</w:t>
+              <w:t>Objective Function, Constraints &amp; Feasible Region</w:t>
             </w:r>
           </w:p>
         </w:tc>
@@ -526,7 +439,7 @@
                 <w:color w:val="2D3748"/>
                 <w:sz w:val="19"/>
               </w:rPr>
-              <w:t>a_{i1}x_{1}+a_{i2}x_{2}+\cdot s+a_{in}x_{n} \le b_{i},, \quad \begin{aligned} 2x-3y+6=0 \\ x,y \ge 0\text{.... (ii)} \end{aligned}, \quad l_{1} \Rightarrow \frac{x}{4}+\frac{y}{5}=1</w:t>
+              <w:t>Z = ax + by, \quad \text{Feasible Region: Intersection of all half-planes determined by constraints}</w:t>
             </w:r>
           </w:p>
         </w:tc>
@@ -550,7 +463,7 @@
                 <w:color w:val="1A365D"/>
                 <w:sz w:val="19"/>
               </w:rPr>
-              <w:t>Linear Programming — Standard Calculations &amp; Problem Archetypes</w:t>
+              <w:t>Corner Point Theorem &amp; Optimal Solutions</w:t>
             </w:r>
           </w:p>
         </w:tc>
@@ -572,53 +485,7 @@
                 <w:color w:val="2D3748"/>
                 <w:sz w:val="19"/>
               </w:rPr>
-              <w:t>z=px+qy, \quad 15p=5q, \quad z=4x+6y</w:t>
-            </w:r>
-          </w:p>
-        </w:tc>
-      </w:tr>
-      <w:tr>
-        <w:tc>
-          <w:tcPr>
-            <w:tcW w:type="dxa" w:w="3600"/>
-            <w:shd w:fill="F7FAFC"/>
-            <w:tcMar>
-              <w:top w:w="100" w:type="dxa"/>
-              <w:bottom w:w="100" w:type="dxa"/>
-              <w:left w:w="150" w:type="dxa"/>
-              <w:right w:w="150" w:type="dxa"/>
-            </w:tcMar>
-          </w:tcPr>
-          <w:p>
-            <w:r>
-              <w:rPr>
-                <w:b/>
-                <w:color w:val="1A365D"/>
-                <w:sz w:val="19"/>
-              </w:rPr>
-              <w:t>Linear Programming — Applied Cases, Reactions &amp; Traps</w:t>
-            </w:r>
-          </w:p>
-        </w:tc>
-        <w:tc>
-          <w:tcPr>
-            <w:tcW w:type="dxa" w:w="6480"/>
-            <w:shd w:fill="F7FAFC"/>
-            <w:tcMar>
-              <w:top w:w="100" w:type="dxa"/>
-              <w:bottom w:w="100" w:type="dxa"/>
-              <w:left w:w="150" w:type="dxa"/>
-              <w:right w:w="150" w:type="dxa"/>
-            </w:tcMar>
-          </w:tcPr>
-          <w:p>
-            <w:r>
-              <w:rPr>
-                <w:rFonts w:ascii="Cambria Math" w:hAnsi="Cambria Math"/>
-                <w:color w:val="2D3748"/>
-                <w:sz w:val="19"/>
-              </w:rPr>
-              <w:t>z=px=qy</w:t>
+              <w:t>\text{If } Z(A) = Z(B) = Z_{\max}, \text{ then } Z \text{ is maximized at all points on segment } AB</w:t>
             </w:r>
           </w:p>
         </w:tc>
@@ -650,7 +517,7 @@
           <w:color w:val="2B6CB0"/>
           <w:sz w:val="24"/>
         </w:rPr>
-        <w:t>3.1 Linear Programming — Core Principles &amp; Governing Laws (High Yield — 8 PYQs)</w:t>
+        <w:t>3.1 Objective Function, Constraints &amp; Feasible Region (High Yield — 14 PYQs)</w:t>
       </w:r>
     </w:p>
     <w:p>
@@ -665,7 +532,7 @@
         <w:rPr>
           <w:sz w:val="20"/>
         </w:rPr>
-        <w:t>Fundamental definitions, core postulates, and governing physical/chemical relations in Linear Programming.</w:t>
+        <w:t>Formulation of LPP: linear objective function Z = ax + by, linear constraints, non-negative restrictions x, y ≥ 0, and identification of bounded vs unbounded feasible regions.</w:t>
       </w:r>
     </w:p>
     <w:tbl>
@@ -703,7 +570,7 @@
                 <w:color w:val="2D3748"/>
                 <w:sz w:val="19"/>
               </w:rPr>
-              <w:t>Carefully verify units, standard reference states, and sign conventions in Linear Programming.</w:t>
+              <w:t>If the feasible region is unbounded, the minimum or maximum value of Z may not exist unless the open half-plane has no common points with the feasible region.</w:t>
             </w:r>
           </w:p>
         </w:tc>
@@ -744,7 +611,7 @@
                 <w:color w:val="2D3748"/>
                 <w:sz w:val="19"/>
               </w:rPr>
-              <w:t>Focus on high-yield formulas and standard limiting approximations tested in Linear Programming PYQs.</w:t>
+              <w:t>In KCET, sketch the constraint boundary lines quickly using intercept form (x / a) + (y / b) = 1.</w:t>
             </w:r>
           </w:p>
         </w:tc>
@@ -800,6 +667,33 @@
           <w:b/>
           <w:sz w:val="18"/>
         </w:rPr>
+        <w:t xml:space="preserve">[2026 Shift] Q#2 (MCQ): </w:t>
+      </w:r>
+      <w:r>
+        <w:rPr>
+          <w:sz w:val="18"/>
+        </w:rPr>
+        <w:t xml:space="preserve">"The corner points of the feasible region determined by the system of linear constraints are (0,10),(5,5),(15,15),(0,20) . Let z=px+qy wh..."  </w:t>
+      </w:r>
+      <w:r>
+        <w:rPr>
+          <w:b/>
+          <w:color w:val="2B6CB0"/>
+          <w:sz w:val="18"/>
+        </w:rPr>
+        <w:t>[Ans: D]</w:t>
+      </w:r>
+    </w:p>
+    <w:p>
+      <w:pPr>
+        <w:pStyle w:val="ListBullet"/>
+        <w:spacing w:after="40"/>
+      </w:pPr>
+      <w:r>
+        <w:rPr>
+          <w:b/>
+          <w:sz w:val="18"/>
+        </w:rPr>
         <w:t xml:space="preserve">[2025 Shift] Q#3 (MCQ): </w:t>
       </w:r>
       <w:r>
@@ -819,33 +713,6 @@
     </w:p>
     <w:p>
       <w:pPr>
-        <w:pStyle w:val="ListBullet"/>
-        <w:spacing w:after="40"/>
-      </w:pPr>
-      <w:r>
-        <w:rPr>
-          <w:b/>
-          <w:sz w:val="18"/>
-        </w:rPr>
-        <w:t xml:space="preserve">[2023 Shift] Q#2 (MCQ): </w:t>
-      </w:r>
-      <w:r>
-        <w:rPr>
-          <w:sz w:val="18"/>
-        </w:rPr>
-        <w:t xml:space="preserve">"The shaded region in the figure given is the solution of which of the inequations?..."  </w:t>
-      </w:r>
-      <w:r>
-        <w:rPr>
-          <w:b/>
-          <w:color w:val="2B6CB0"/>
-          <w:sz w:val="18"/>
-        </w:rPr>
-        <w:t>[Ans: D]</w:t>
-      </w:r>
-    </w:p>
-    <w:p>
-      <w:pPr>
         <w:spacing w:after="120"/>
       </w:pPr>
     </w:p>
@@ -858,7 +725,7 @@
           <w:color w:val="2B6CB0"/>
           <w:sz w:val="24"/>
         </w:rPr>
-        <w:t>3.2 Linear Programming — Standard Calculations &amp; Problem Archetypes (Moderate Yield — 7 PYQs)</w:t>
+        <w:t>3.2 Corner Point Theorem &amp; Optimal Solutions (Moderate Yield — 5 PYQs)</w:t>
       </w:r>
     </w:p>
     <w:p>
@@ -873,7 +740,7 @@
         <w:rPr>
           <w:sz w:val="20"/>
         </w:rPr>
-        <w:t>Quantitative numerical problem-solving techniques and standard question patterns frequently seen in Linear Programming.</w:t>
+        <w:t>Corner Point Method: If an optimal value exists, it occurs at a vertex. If the maximum/minimum occurs at two distinct corner points, it attains the same optimal value at every point along the line segment joining them.</w:t>
       </w:r>
     </w:p>
     <w:tbl>
@@ -911,7 +778,7 @@
                 <w:color w:val="2D3748"/>
                 <w:sz w:val="19"/>
               </w:rPr>
-              <w:t>Watch for algebraic rounding, stoichiometric balancing, and boundary condition checks.</w:t>
+              <w:t>Assuming optimal solution is only at integer points—fractional coordinates of corner points are valid.</w:t>
             </w:r>
           </w:p>
         </w:tc>
@@ -952,7 +819,7 @@
                 <w:color w:val="2D3748"/>
                 <w:sz w:val="19"/>
               </w:rPr>
-              <w:t>Dimensional consistency checks and ratio comparisons can quickly eliminate incorrect options.</w:t>
+              <w:t>When Z = px + qy attains the same maximum at (x_1, y_1) and (x_2, y_2), equate p x_1 + q y_1 = p x_2 + q y_2 to find p/q directly.</w:t>
             </w:r>
           </w:p>
         </w:tc>
@@ -981,40 +848,13 @@
           <w:b/>
           <w:sz w:val="18"/>
         </w:rPr>
-        <w:t xml:space="preserve">[2026 Shift] Q#2 (MCQ): </w:t>
+        <w:t xml:space="preserve">[2026 Shift] Q#1 (MCQ): </w:t>
       </w:r>
       <w:r>
         <w:rPr>
           <w:sz w:val="18"/>
         </w:rPr>
-        <w:t xml:space="preserve">"The corner points of the feasible region determined by the system of linear constraints are (0,10),(5,5),(15,15),(0,20) . Let z=px+qy wh..."  </w:t>
-      </w:r>
-      <w:r>
-        <w:rPr>
-          <w:b/>
-          <w:color w:val="2B6CB0"/>
-          <w:sz w:val="18"/>
-        </w:rPr>
-        <w:t>[Ans: D]</w:t>
-      </w:r>
-    </w:p>
-    <w:p>
-      <w:pPr>
-        <w:pStyle w:val="ListBullet"/>
-        <w:spacing w:after="40"/>
-      </w:pPr>
-      <w:r>
-        <w:rPr>
-          <w:b/>
-          <w:sz w:val="18"/>
-        </w:rPr>
-        <w:t xml:space="preserve">[2025 Shift] Q#4 (MCQ): </w:t>
-      </w:r>
-      <w:r>
-        <w:rPr>
-          <w:sz w:val="18"/>
-        </w:rPr>
-        <w:t xml:space="preserve">"The maximum value of z=3x+4y , subject to the constraints x+y ≤ 40,x+2y ≤ 60 and x,y ≥ 0 is..."  </w:t>
+        <w:t xml:space="preserve">"In Linear Programming Problem (LPP), the objective function Z=ax+by has the same maximum value at two corner points. The number of points ..."  </w:t>
       </w:r>
       <w:r>
         <w:rPr>
@@ -1054,133 +894,6 @@
     </w:p>
     <w:p>
       <w:pPr>
-        <w:spacing w:after="120"/>
-      </w:pPr>
-    </w:p>
-    <w:p>
-      <w:pPr>
-        <w:pStyle w:val="Heading2"/>
-      </w:pPr>
-      <w:r>
-        <w:rPr>
-          <w:color w:val="2B6CB0"/>
-          <w:sz w:val="24"/>
-        </w:rPr>
-        <w:t>3.3 Linear Programming — Applied Cases, Reactions &amp; Traps (Standard Yield — 2 PYQs)</w:t>
-      </w:r>
-    </w:p>
-    <w:p>
-      <w:r>
-        <w:rPr>
-          <w:b/>
-          <w:sz w:val="20"/>
-        </w:rPr>
-        <w:t xml:space="preserve">Core Principle: </w:t>
-      </w:r>
-      <w:r>
-        <w:rPr>
-          <w:sz w:val="20"/>
-        </w:rPr>
-        <w:t>Special cases, experimental observations, and conceptual traps designed to test deep understanding of Linear Programming.</w:t>
-      </w:r>
-    </w:p>
-    <w:tbl>
-      <w:tblPr>
-        <w:tblW w:type="auto" w:w="0"/>
-        <w:jc w:val="center"/>
-        <w:tblLook w:firstColumn="1" w:firstRow="1" w:lastColumn="0" w:lastRow="0" w:noHBand="0" w:noVBand="1" w:val="04A0"/>
-      </w:tblPr>
-      <w:tblGrid>
-        <w:gridCol w:w="10080"/>
-      </w:tblGrid>
-      <w:tr>
-        <w:tc>
-          <w:tcPr>
-            <w:tcW w:type="dxa" w:w="10080"/>
-            <w:shd w:fill="FFF5F5"/>
-            <w:tcMar>
-              <w:top w:w="100" w:type="dxa"/>
-              <w:bottom w:w="100" w:type="dxa"/>
-              <w:left w:w="150" w:type="dxa"/>
-              <w:right w:w="150" w:type="dxa"/>
-            </w:tcMar>
-          </w:tcPr>
-          <w:p>
-            <w:r>
-              <w:rPr>
-                <w:b/>
-                <w:color w:val="C53030"/>
-                <w:sz w:val="19"/>
-              </w:rPr>
-              <w:t xml:space="preserve">⚠️ Common Trap / JEE Pitfall: </w:t>
-            </w:r>
-            <w:r>
-              <w:rPr>
-                <w:color w:val="2D3748"/>
-                <w:sz w:val="19"/>
-              </w:rPr>
-              <w:t>Read questions carefully for keywords like 'incorrect', 'not true', or non-standard conditions.</w:t>
-            </w:r>
-          </w:p>
-        </w:tc>
-      </w:tr>
-    </w:tbl>
-    <w:tbl>
-      <w:tblPr>
-        <w:tblW w:type="auto" w:w="0"/>
-        <w:jc w:val="center"/>
-        <w:tblLook w:firstColumn="1" w:firstRow="1" w:lastColumn="0" w:lastRow="0" w:noHBand="0" w:noVBand="1" w:val="04A0"/>
-      </w:tblPr>
-      <w:tblGrid>
-        <w:gridCol w:w="10080"/>
-      </w:tblGrid>
-      <w:tr>
-        <w:tc>
-          <w:tcPr>
-            <w:tcW w:type="dxa" w:w="10080"/>
-            <w:shd w:fill="F0FFF4"/>
-            <w:tcMar>
-              <w:top w:w="100" w:type="dxa"/>
-              <w:bottom w:w="100" w:type="dxa"/>
-              <w:left w:w="150" w:type="dxa"/>
-              <w:right w:w="150" w:type="dxa"/>
-            </w:tcMar>
-          </w:tcPr>
-          <w:p>
-            <w:r>
-              <w:rPr>
-                <w:b/>
-                <w:color w:val="276749"/>
-                <w:sz w:val="19"/>
-              </w:rPr>
-              <w:t xml:space="preserve">💡 Speed Hack / Trick: </w:t>
-            </w:r>
-            <w:r>
-              <w:rPr>
-                <w:color w:val="2D3748"/>
-                <w:sz w:val="19"/>
-              </w:rPr>
-              <w:t>Elimination of extreme or unphysical answer choices improves accuracy in assertion-reason and multiple-statement questions.</w:t>
-            </w:r>
-          </w:p>
-        </w:tc>
-      </w:tr>
-    </w:tbl>
-    <w:p>
-      <w:pPr>
-        <w:spacing w:before="120" w:after="40"/>
-      </w:pPr>
-      <w:r>
-        <w:rPr>
-          <w:b/>
-          <w:color w:val="1A365D"/>
-          <w:sz w:val="19"/>
-        </w:rPr>
-        <w:t>Source PYQs testing this concept:</w:t>
-      </w:r>
-    </w:p>
-    <w:p>
-      <w:pPr>
         <w:pStyle w:val="ListBullet"/>
         <w:spacing w:after="40"/>
       </w:pPr>
@@ -1189,40 +902,13 @@
           <w:b/>
           <w:sz w:val="18"/>
         </w:rPr>
-        <w:t xml:space="preserve">[2022 Shift] Q#4 (MCQ): </w:t>
+        <w:t xml:space="preserve">[2022 Shift] Q#3 (MCQ): </w:t>
       </w:r>
       <w:r>
         <w:rPr>
           <w:sz w:val="18"/>
         </w:rPr>
-        <w:t xml:space="preserve">"A dietician has to develop a special diet using two foods X and Y . Each packet (containing 30g ) of food. X contains 12 units of ca..."  </w:t>
-      </w:r>
-      <w:r>
-        <w:rPr>
-          <w:b/>
-          <w:color w:val="2B6CB0"/>
-          <w:sz w:val="18"/>
-        </w:rPr>
-        <w:t>[Ans: N/A]</w:t>
-      </w:r>
-    </w:p>
-    <w:p>
-      <w:pPr>
-        <w:pStyle w:val="ListBullet"/>
-        <w:spacing w:after="40"/>
-      </w:pPr>
-      <w:r>
-        <w:rPr>
-          <w:b/>
-          <w:sz w:val="18"/>
-        </w:rPr>
-        <w:t xml:space="preserve">[2020 Shift] Q#2 (MCQ): </w:t>
-      </w:r>
-      <w:r>
-        <w:rPr>
-          <w:sz w:val="18"/>
-        </w:rPr>
-        <w:t xml:space="preserve">"Corner points of the feasible region determined by the system of linear constraints are (0,3),(1,1) and (3,0) . Let z=px=qy , where, $..."  </w:t>
+        <w:t xml:space="preserve">"The corner points of the feasible region of an LPP are (0,2),(3,0),(6,0),(6,8) and (0,5) , then the minimum value of z=4x+6y occurs at..."  </w:t>
       </w:r>
       <w:r>
         <w:rPr>
@@ -1381,7 +1067,7 @@
           <w:color w:val="1A365D"/>
           <w:sz w:val="22"/>
         </w:rPr>
-        <w:t>Benchmark Problem 2: KCET 2026 (Q#2)</w:t>
+        <w:t>Benchmark Problem 2: KCET 2020 (Q#3)</w:t>
       </w:r>
     </w:p>
     <w:p>
@@ -1392,7 +1078,7 @@
         <w:rPr>
           <w:sz w:val="20"/>
         </w:rPr>
-        <w:t>The corner points of the feasible region determined by the system of linear constraints are (0,10),(5,5),(15,15),(0,20) . Let z=px+qy where p,q&gt;0 . The relation between p and q , so that the maximum z occurs at both points (15,15) and (0,20) is</w:t>
+        <w:t>The feasible region of an LPP is shown in the figure. If z=11x+7y , then the maximum value of Z occurs at</w:t>
       </w:r>
     </w:p>
     <w:p>
@@ -1404,7 +1090,7 @@
         <w:rPr>
           <w:sz w:val="19"/>
         </w:rPr>
-        <w:t>(A) p=q</w:t>
+        <w:t>(A) (0, 5)</w:t>
       </w:r>
     </w:p>
     <w:p>
@@ -1416,7 +1102,7 @@
         <w:rPr>
           <w:sz w:val="19"/>
         </w:rPr>
-        <w:t>(B) p=2q</w:t>
+        <w:t>(B) (3, 3)</w:t>
       </w:r>
     </w:p>
     <w:p>
@@ -1428,94 +1114,7 @@
         <w:rPr>
           <w:sz w:val="19"/>
         </w:rPr>
-        <w:t>(C) q=2p</w:t>
-      </w:r>
-    </w:p>
-    <w:p>
-      <w:pPr>
-        <w:pStyle w:val="ListBullet"/>
-        <w:spacing w:after="20"/>
-      </w:pPr>
-      <w:r>
-        <w:rPr>
-          <w:b/>
-          <w:color w:val="276749"/>
-          <w:sz w:val="19"/>
-        </w:rPr>
-        <w:t>(D) q=3p</w:t>
-      </w:r>
-    </w:p>
-    <w:tbl>
-      <w:tblPr>
-        <w:tblW w:type="auto" w:w="0"/>
-        <w:jc w:val="center"/>
-        <w:tblLook w:firstColumn="1" w:firstRow="1" w:lastColumn="0" w:lastRow="0" w:noHBand="0" w:noVBand="1" w:val="04A0"/>
-      </w:tblPr>
-      <w:tblGrid>
-        <w:gridCol w:w="10080"/>
-      </w:tblGrid>
-      <w:tr>
-        <w:tc>
-          <w:tcPr>
-            <w:tcW w:type="dxa" w:w="10080"/>
-            <w:shd w:fill="F7FAFC"/>
-            <w:tcMar>
-              <w:top w:w="100" w:type="dxa"/>
-              <w:bottom w:w="100" w:type="dxa"/>
-              <w:left w:w="150" w:type="dxa"/>
-              <w:right w:w="150" w:type="dxa"/>
-            </w:tcMar>
-          </w:tcPr>
-          <w:p>
-            <w:r>
-              <w:rPr>
-                <w:b/>
-                <w:color w:val="1A365D"/>
-                <w:sz w:val="19"/>
-              </w:rPr>
-              <w:t>Correct Answer: D</w:t>
-              <w:br/>
-            </w:r>
-            <w:r>
-              <w:rPr>
-                <w:color w:val="2D3748"/>
-                <w:sz w:val="18"/>
-              </w:rPr>
-              <w:t>Solution Analysis:</w:t>
-              <w:br/>
-              <w:t>For the maximum value of z=px+qy to occur at both points (15,15) and (0,20) , the value of z at these two points must be equal. At (15,15) , z=15p+15q At (0,20) , z=0p+20q=20q Since maximum occurs at both points, 15p+15q=20q 15p=5q q=3p So, the required relation is q=3p Hence, the correct option is Option D.</w:t>
-            </w:r>
-          </w:p>
-        </w:tc>
-      </w:tr>
-    </w:tbl>
-    <w:p>
-      <w:pPr>
-        <w:spacing w:after="120"/>
-      </w:pPr>
-    </w:p>
-    <w:p>
-      <w:pPr>
-        <w:spacing w:before="160" w:after="40"/>
-      </w:pPr>
-      <w:r>
-        <w:rPr>
-          <w:b/>
-          <w:color w:val="1A365D"/>
-          <w:sz w:val="22"/>
-        </w:rPr>
-        <w:t>Benchmark Problem 3: KCET 2022 (Q#4)</w:t>
-      </w:r>
-    </w:p>
-    <w:p>
-      <w:pPr>
-        <w:spacing w:after="80"/>
-      </w:pPr>
-      <w:r>
-        <w:rPr>
-          <w:sz w:val="20"/>
-        </w:rPr>
-        <w:t>A dietician has to develop a special diet using two foods X and Y . Each packet (containing 30g ) of food. X contains 12 units of calcium, 4 units of iron, 6 units of cholesterol and 6 units of vitamin A. Each packet of the same quantity of food Y contains 3 units of calcium, 20 units of iron, 4 units of cholesterol and 3 units of vitamin A. The diet requires at least 240 units of calcium, atleast 460 units of iron and atmost 300 units of cholesterol. The corner points of the feasible region are</w:t>
+        <w:t>(C) (5, 0)</w:t>
       </w:r>
     </w:p>
     <w:p>
@@ -1527,43 +1126,7 @@
         <w:rPr>
           <w:sz w:val="19"/>
         </w:rPr>
-        <w:t>(A) (2,72),(40,15),(15,20)</w:t>
-      </w:r>
-    </w:p>
-    <w:p>
-      <w:pPr>
-        <w:pStyle w:val="ListBullet"/>
-        <w:spacing w:after="20"/>
-      </w:pPr>
-      <w:r>
-        <w:rPr>
-          <w:sz w:val="19"/>
-        </w:rPr>
-        <w:t>(B) (2,72),(15,20),(0,23)</w:t>
-      </w:r>
-    </w:p>
-    <w:p>
-      <w:pPr>
-        <w:pStyle w:val="ListBullet"/>
-        <w:spacing w:after="20"/>
-      </w:pPr>
-      <w:r>
-        <w:rPr>
-          <w:sz w:val="19"/>
-        </w:rPr>
-        <w:t>(C) (0,23),(40,15),(2,72)</w:t>
-      </w:r>
-    </w:p>
-    <w:p>
-      <w:pPr>
-        <w:pStyle w:val="ListBullet"/>
-        <w:spacing w:after="20"/>
-      </w:pPr>
-      <w:r>
-        <w:rPr>
-          <w:sz w:val="19"/>
-        </w:rPr>
-        <w:t>(D) (2,72),(40,15),(115,0)</w:t>
+        <w:t>(D) (3, 2)</w:t>
       </w:r>
     </w:p>
     <w:tbl>
@@ -1604,7 +1167,7 @@
               </w:rPr>
               <w:t>Solution Analysis:</w:t>
               <w:br/>
-              <w:t>Let x and y be the number of packets of food X and Y x ≥ 0,y ≥ 0 ⇒ 12x+3y ≥ 240 ⇒ 4x+y ≥ 80.... (i) 4x+20y ≥ 460 ⇒ x+5y ≥ 115.... (ii) 6x+4y ≤ 300 ⇒ 3x+2y ≤ 150.... (iii) ⇒ x ≥ 0,y ≥ 0.... (iv) 4x+y ≥ 80 ⇒ x 0 20 y 80 0 x+5y ≥ 115 x 0 115 y 23 0 3x+2y ≤ 150 x 0 50 y 75 0 Intersection points of the lines are shown in the graph we can see that corner point of the feasible region A,B and C are (2,72),(40,15),(15,20) .</w:t>
+              <w:t>Given, maximize z=11x+7y Intersecting point of lines x+y=5 and x+3y=9 is (3,2) . ∴ Corner point is B(3,2) For corner points of the feasible region We put, x=0inx+3y=9 y=3 ⇒ corner point is A(0,3) and put x=0 in x+y=5 , we get y=5 ⇒ corner point is C(0,5) The values of z at these corner points are as follows Corner points z=11x+7y A(0,3) 11 × 0+7 × 3=21 B(3,2) 11 × 3+7 × 2=47 C(0,5) 11 × 0+7 × 5=35 Therefore, maximum value of z is 47 at (3, 2).</w:t>
             </w:r>
           </w:p>
         </w:tc>
